--- a/papers/q1-masters-covid/word/Rathore-cover-letter-LCC.docx
+++ b/papers/q1-masters-covid/word/Rathore-cover-letter-LCC.docx
@@ -78,7 +78,7 @@
         <w:pStyle w:val="BodyText"/>
       </w:pPr>
       <w:r>
-        <w:t xml:space="preserve">This is a new original questionnaire study (N = 38; Wenjuan export, February 2022). It is not a republication. The corresponding author is Heena Rathore, PhD student, School of Foreign Languages, Sun Yat-sen University. Co-authors: Cao Huimin and Xu Yiru. Nine IP addresses were labelled mainland China; the rest were not. The form did not record scholarship type. Emergency remote Chinese along this Pakistan-China corridor is read as a home and platform-access problem. QQ and Chaoxing were often marked unusable from</w:t>
+        <w:t xml:space="preserve">This is an original questionnaire study (N = 38; Wenjuan export, February 2022). It is not a republication. The corresponding author is Heena Rathore, PhD student, School of Foreign Languages, Sun Yat-sen University. Co-authors: Cao Huimin and Xu Yiru. Nine IP addresses were labelled mainland China; the rest were not. The form did not record scholarship type. Emergency remote Chinese along this Pakistan-China corridor is read as a home and platform-access problem. QQ and Chaoxing were often marked unusable from</w:t>
       </w:r>
       <w:r>
         <w:t xml:space="preserve"> </w:t>
@@ -93,7 +93,7 @@
         <w:t xml:space="preserve">”</w:t>
       </w:r>
       <w:r>
-        <w:t xml:space="preserve">; Zoom and WhatsApp were more often marked available (WhatsApp was not coded as used for class). Home conditions were associated with very high stress (OR = 25.67, 95% CI [4.42, 149.00]). Internet speed tracked learning appraisal (ρ = .65); a count of infrastructure problems did not (ρ = .02).</w:t>
+        <w:t xml:space="preserve">; Zoom and WhatsApp were more often marked available (WhatsApp was not coded as used for class). Home conditions were associated with very high stress (OR = 25.67, 95% CI [4.42, 149.00]). Internet speed tracked learning appraisal (ρ = .65); a count of infrastructure problems did not (ρ = .02). Sensitivity checks keep the two focal associations in the same direction (Pakistani-only n = 37; offshore-IP n = 29).</w:t>
       </w:r>
     </w:p>
     <w:p>
@@ -102,27 +102,6 @@
       </w:pPr>
       <w:r>
         <w:t xml:space="preserve">The manuscript is written for this journal’s aims: additional-language learning outside the classroom, identity and investment (as a reading of participation proxies), and curriculum implementation (the campus course plan used off campus). It supplies a South-South case that the journal’s investment agenda on international students of languages other than English (Hajar &amp; Karakuş, 2024) still lacks.</w:t>
-      </w:r>
-    </w:p>
-    <w:p>
-      <w:pPr>
-        <w:pStyle w:val="BodyText"/>
-      </w:pPr>
-      <w:r>
-        <w:t xml:space="preserve">Prior note. Rathore and Cao (2024,</w:t>
-      </w:r>
-      <w:r>
-        <w:t xml:space="preserve"> </w:t>
-      </w:r>
-      <w:r>
-        <w:rPr>
-          <w:iCs/>
-          <w:i/>
-        </w:rPr>
-        <w:t xml:space="preserve">Arbor</w:t>
-      </w:r>
-      <w:r>
-        <w:t xml:space="preserve">) is a short preliminary report of the same project. Its printed tables used a larger N (97) that cannot be reconstructed from the only coded export the authors retain. The present article analyses that export in full (N = 38), does not reuse the 2024 tables, and includes sensitivity checks (n = 37 Pakistani; n = 29 offshore IP). We can send the 2024 PDF to the office.</w:t>
       </w:r>
     </w:p>
     <w:p>
@@ -677,12 +656,11 @@
     <w:qFormat/>
     <w:rsid w:val="00FC693F"/>
     <w:pPr>
-      <w:spacing w:after="0" w:before="0" w:line="480" w:lineRule="auto"/>
+      <w:spacing w:after="0" w:line="480" w:lineRule="auto"/>
     </w:pPr>
     <w:rPr>
-      <w:rFonts w:ascii="Times New Roman" w:cs="Times New Roman" w:eastAsia="SimSun" w:hAnsi="Times New Roman"/>
-      <w:b w:val="0"/>
-      <w:i w:val="0"/>
+      <w:rFonts w:ascii="Times New Roman" w:hAnsi="Times New Roman"/>
+      <w:color w:val="000000"/>
       <w:sz w:val="24"/>
     </w:rPr>
   </w:style>
@@ -741,16 +719,15 @@
     <w:pPr>
       <w:keepNext/>
       <w:keepLines/>
-      <w:spacing w:after="120" w:before="240" w:line="480" w:lineRule="auto"/>
+      <w:spacing w:after="0" w:before="480"/>
       <w:outlineLvl w:val="0"/>
     </w:pPr>
     <w:rPr>
-      <w:rFonts w:ascii="Times New Roman" w:asciiTheme="majorHAnsi" w:cs="Times New Roman" w:cstheme="majorBidi" w:eastAsia="SimSun" w:eastAsiaTheme="majorEastAsia" w:hAnsi="Times New Roman" w:hAnsiTheme="majorHAnsi"/>
+      <w:rFonts w:ascii="Times New Roman" w:asciiTheme="majorHAnsi" w:cstheme="majorBidi" w:eastAsiaTheme="majorEastAsia" w:hAnsi="Times New Roman" w:hAnsiTheme="majorHAnsi"/>
       <w:b/>
       <w:bCs/>
-      <w:i w:val="0"/>
-      <w:color w:themeColor="accent1" w:themeShade="BF" w:val="365F91"/>
-      <w:sz w:val="24"/>
+      <w:color w:val="000000"/>
+      <w:sz w:val="28"/>
       <w:szCs w:val="28"/>
     </w:rPr>
   </w:style>
@@ -766,16 +743,15 @@
     <w:pPr>
       <w:keepNext/>
       <w:keepLines/>
-      <w:spacing w:after="80" w:before="200" w:line="480" w:lineRule="auto"/>
+      <w:spacing w:after="0" w:before="200"/>
       <w:outlineLvl w:val="1"/>
     </w:pPr>
     <w:rPr>
-      <w:rFonts w:ascii="Times New Roman" w:asciiTheme="majorHAnsi" w:cs="Times New Roman" w:cstheme="majorBidi" w:eastAsia="SimSun" w:eastAsiaTheme="majorEastAsia" w:hAnsi="Times New Roman" w:hAnsiTheme="majorHAnsi"/>
+      <w:rFonts w:ascii="Times New Roman" w:asciiTheme="majorHAnsi" w:cstheme="majorBidi" w:eastAsiaTheme="majorEastAsia" w:hAnsi="Times New Roman" w:hAnsiTheme="majorHAnsi"/>
       <w:b/>
       <w:bCs/>
-      <w:i w:val="0"/>
-      <w:color w:themeColor="accent1" w:val="4F81BD"/>
-      <w:sz w:val="24"/>
+      <w:color w:val="000000"/>
+      <w:sz w:val="26"/>
       <w:szCs w:val="26"/>
     </w:rPr>
   </w:style>
@@ -791,16 +767,14 @@
     <w:pPr>
       <w:keepNext/>
       <w:keepLines/>
-      <w:spacing w:after="80" w:before="160" w:line="480" w:lineRule="auto"/>
+      <w:spacing w:after="0" w:before="200"/>
       <w:outlineLvl w:val="2"/>
     </w:pPr>
     <w:rPr>
-      <w:rFonts w:ascii="Times New Roman" w:asciiTheme="majorHAnsi" w:cs="Times New Roman" w:cstheme="majorBidi" w:eastAsia="SimSun" w:eastAsiaTheme="majorEastAsia" w:hAnsi="Times New Roman" w:hAnsiTheme="majorHAnsi"/>
+      <w:rFonts w:ascii="Times New Roman" w:asciiTheme="majorHAnsi" w:cstheme="majorBidi" w:eastAsiaTheme="majorEastAsia" w:hAnsi="Times New Roman" w:hAnsiTheme="majorHAnsi"/>
       <w:b/>
       <w:bCs/>
-      <w:i w:val="0"/>
-      <w:color w:themeColor="accent1" w:val="4F81BD"/>
-      <w:sz w:val="24"/>
+      <w:color w:val="000000"/>
     </w:rPr>
   </w:style>
   <w:style w:styleId="Heading4" w:type="paragraph">
@@ -1034,17 +1008,15 @@
       <w:pBdr>
         <w:bottom w:color="4F81BD" w:space="4" w:sz="8" w:themeColor="accent1" w:val="single"/>
       </w:pBdr>
-      <w:spacing w:after="120" w:before="0" w:line="480" w:lineRule="auto"/>
+      <w:spacing w:after="300" w:line="240" w:lineRule="auto"/>
       <w:contextualSpacing/>
     </w:pPr>
     <w:rPr>
-      <w:rFonts w:ascii="Times New Roman" w:asciiTheme="majorHAnsi" w:cs="Times New Roman" w:cstheme="majorBidi" w:eastAsia="SimSun" w:eastAsiaTheme="majorEastAsia" w:hAnsi="Times New Roman" w:hAnsiTheme="majorHAnsi"/>
-      <w:b/>
-      <w:i w:val="0"/>
-      <w:color w:themeColor="text2" w:themeShade="BF" w:val="17365D"/>
+      <w:rFonts w:ascii="Times New Roman" w:asciiTheme="majorHAnsi" w:cstheme="majorBidi" w:eastAsiaTheme="majorEastAsia" w:hAnsi="Times New Roman" w:hAnsiTheme="majorHAnsi"/>
+      <w:color w:val="000000"/>
       <w:spacing w:val="5"/>
       <w:kern w:val="28"/>
-      <w:sz w:val="32"/>
+      <w:sz w:val="52"/>
       <w:szCs w:val="52"/>
     </w:rPr>
   </w:style>

--- a/papers/q1-masters-covid/word/Rathore-cover-letter-LCC.docx
+++ b/papers/q1-masters-covid/word/Rathore-cover-letter-LCC.docx
@@ -78,7 +78,7 @@
         <w:pStyle w:val="BodyText"/>
       </w:pPr>
       <w:r>
-        <w:t xml:space="preserve">This is an original questionnaire study (N = 38; Wenjuan export, February 2022). It is not a republication. The corresponding author is Heena Rathore, PhD student, School of Foreign Languages, Sun Yat-sen University. Co-authors: Cao Huimin and Xu Yiru. Nine IP addresses were labelled mainland China; the rest were not. The form did not record scholarship type. Emergency remote Chinese along this Pakistan-China corridor is read as a home and platform-access problem. QQ and Chaoxing were often marked unusable from</w:t>
+        <w:t xml:space="preserve">The article examines how household conditions and campus-platform access shaped Pakistani students’ participation in Chinese-university language classes during emergency remote teaching. It is written for this journal’s aims: additional-language learning outside the classroom, identity and investment (as a reading of participation), and curriculum implementation (the campus course plan used off campus). A questionnaire (N = 38; February 2022) shows that homes which affected study</w:t>
       </w:r>
       <w:r>
         <w:t xml:space="preserve"> </w:t>
@@ -87,13 +87,34 @@
         <w:t xml:space="preserve">“</w:t>
       </w:r>
       <w:r>
-        <w:t xml:space="preserve">my country</w:t>
+        <w:t xml:space="preserve">very much</w:t>
       </w:r>
       <w:r>
         <w:t xml:space="preserve">”</w:t>
       </w:r>
       <w:r>
-        <w:t xml:space="preserve">; Zoom and WhatsApp were more often marked available (WhatsApp was not coded as used for class). Home conditions were associated with very high stress (OR = 25.67, 95% CI [4.42, 149.00]). Internet speed tracked learning appraisal (ρ = .65); a count of infrastructure problems did not (ρ = .02). Sensitivity checks keep the two focal associations in the same direction (Pakistani-only n = 37; offshore-IP n = 29).</w:t>
+        <w:t xml:space="preserve"> </w:t>
+      </w:r>
+      <w:r>
+        <w:t xml:space="preserve">were associated with very high stress, that internet speed tracked learning appraisal, and that campus applications such as QQ and Chaoxing were often marked unusable from</w:t>
+      </w:r>
+      <w:r>
+        <w:t xml:space="preserve"> </w:t>
+      </w:r>
+      <w:r>
+        <w:t xml:space="preserve">“</w:t>
+      </w:r>
+      <w:r>
+        <w:t xml:space="preserve">my country.</w:t>
+      </w:r>
+      <w:r>
+        <w:t xml:space="preserve">”</w:t>
+      </w:r>
+      <w:r>
+        <w:t xml:space="preserve"> </w:t>
+      </w:r>
+      <w:r>
+        <w:t xml:space="preserve">The study supplies a South-South case that the journal’s investment agenda on international students of languages other than English (Hajar &amp; Karakuş, 2024) still lacks.</w:t>
       </w:r>
     </w:p>
     <w:p>
@@ -101,7 +122,7 @@
         <w:pStyle w:val="BodyText"/>
       </w:pPr>
       <w:r>
-        <w:t xml:space="preserve">The manuscript is written for this journal’s aims: additional-language learning outside the classroom, identity and investment (as a reading of participation proxies), and curriculum implementation (the campus course plan used off campus). It supplies a South-South case that the journal’s investment agenda on international students of languages other than English (Hajar &amp; Karakuş, 2024) still lacks.</w:t>
+        <w:t xml:space="preserve">The corresponding author is Heena Rathore, PhD student, School of Foreign Languages, Sun Yat-sen University. Co-authors: Cao Huimin and Xu Yiru. This is an original article. It is not a republication and is not under review elsewhere.</w:t>
       </w:r>
     </w:p>
     <w:p>
@@ -109,7 +130,7 @@
         <w:pStyle w:val="BodyText"/>
       </w:pPr>
       <w:r>
-        <w:t xml:space="preserve">The manuscript is not under review elsewhere. Send only after all listed authors have read and approved this version.</w:t>
+        <w:t xml:space="preserve">Send only after all listed authors have read and approved this version.</w:t>
       </w:r>
     </w:p>
     <w:p>

--- a/papers/q1-masters-covid/word/Rathore-cover-letter-LCC.docx
+++ b/papers/q1-masters-covid/word/Rathore-cover-letter-LCC.docx
@@ -78,7 +78,7 @@
         <w:pStyle w:val="BodyText"/>
       </w:pPr>
       <w:r>
-        <w:t xml:space="preserve">The article examines how household conditions and campus-platform access shaped Pakistani students’ participation in Chinese-university language classes during emergency remote teaching. It is written for this journal’s aims: additional-language learning outside the classroom, identity and investment (as a reading of participation), and curriculum implementation (the campus course plan used off campus). A questionnaire (N = 38; February 2022) shows that homes which affected study</w:t>
+        <w:t xml:space="preserve">The article is a study of curriculum implementation. It examines how a Chinese-university language course was delivered, under emergency remote teaching, into households structured by digital inequality and uneven platform access. A questionnaire (N = 38; February 2022) shows that 11 of 14 students who said the home affected study</w:t>
       </w:r>
       <w:r>
         <w:t xml:space="preserve"> </w:t>
@@ -96,7 +96,7 @@
         <w:t xml:space="preserve"> </w:t>
       </w:r>
       <w:r>
-        <w:t xml:space="preserve">were associated with very high stress, that internet speed tracked learning appraisal, and that campus applications such as QQ and Chaoxing were often marked unusable from</w:t>
+        <w:t xml:space="preserve">also reported very high stress (against 3 of 24 others), that internet speed tracked learning appraisal, and that campus applications such as QQ and Chaoxing were often marked unusable from</w:t>
       </w:r>
       <w:r>
         <w:t xml:space="preserve"> </w:t>
@@ -114,7 +114,7 @@
         <w:t xml:space="preserve"> </w:t>
       </w:r>
       <w:r>
-        <w:t xml:space="preserve">The study supplies a South-South case that the journal’s investment agenda on international students of languages other than English (Hajar &amp; Karakuş, 2024) still lacks.</w:t>
+        <w:t xml:space="preserve">Localisation is treated only as a delivery implication of that implementation problem, not as a textbook-adaptation study. The case sits in this journal’s work on additional-language learning outside the classroom and on how students live an institutionalised curriculum.</w:t>
       </w:r>
     </w:p>
     <w:p>

--- a/papers/q1-masters-covid/word/Rathore-cover-letter-LCC.docx
+++ b/papers/q1-masters-covid/word/Rathore-cover-letter-LCC.docx
@@ -78,7 +78,7 @@
         <w:pStyle w:val="BodyText"/>
       </w:pPr>
       <w:r>
-        <w:t xml:space="preserve">The article is a study of curriculum implementation. It examines how a Chinese-university language course was delivered, under emergency remote teaching, into households structured by digital inequality and uneven platform access. A questionnaire (N = 38; February 2022) shows that 11 of 14 students who said the home affected study</w:t>
+        <w:t xml:space="preserve">The article contributes to international Chinese language education by extending localisation from content adaptation to delivery-context fit. Emergency remote teaching is the empirical context. A questionnaire (N = 38; February 2022) is reported as exploratory. In this sample, 11 of 14 students who said the home affected study</w:t>
       </w:r>
       <w:r>
         <w:t xml:space="preserve"> </w:t>
@@ -96,25 +96,7 @@
         <w:t xml:space="preserve"> </w:t>
       </w:r>
       <w:r>
-        <w:t xml:space="preserve">also reported very high stress (against 3 of 24 others), that internet speed tracked learning appraisal, and that campus applications such as QQ and Chaoxing were often marked unusable from</w:t>
-      </w:r>
-      <w:r>
-        <w:t xml:space="preserve"> </w:t>
-      </w:r>
-      <w:r>
-        <w:t xml:space="preserve">“</w:t>
-      </w:r>
-      <w:r>
-        <w:t xml:space="preserve">my country.</w:t>
-      </w:r>
-      <w:r>
-        <w:t xml:space="preserve">”</w:t>
-      </w:r>
-      <w:r>
-        <w:t xml:space="preserve"> </w:t>
-      </w:r>
-      <w:r>
-        <w:t xml:space="preserve">Localisation is treated only as a delivery implication of that implementation problem, not as a textbook-adaptation study. The case sits in this journal’s work on additional-language learning outside the classroom and on how students live an institutionalised curriculum.</w:t>
+        <w:t xml:space="preserve">also reported very high stress (against 3 of 24 others), internet speed tracked learning appraisal, and campus applications such as QQ and Chaoxing were often marked unusable. The paper is not a textbook-adaptation study and not a general theory of digital inequality.</w:t>
       </w:r>
     </w:p>
     <w:p>

--- a/papers/q1-masters-covid/word/Rathore-cover-letter-LCC.docx
+++ b/papers/q1-masters-covid/word/Rathore-cover-letter-LCC.docx
@@ -48,7 +48,7 @@
         <w:t xml:space="preserve">“</w:t>
       </w:r>
       <w:r>
-        <w:t xml:space="preserve">When Chinese class moved home: Pakistani students, infrastructure, and platform access</w:t>
+        <w:t xml:space="preserve">Pakistani Chinese-university students studying remotely: household infrastructure and platform access during emergency remote teaching</w:t>
       </w:r>
       <w:r>
         <w:t xml:space="preserve">”</w:t>
@@ -78,25 +78,7 @@
         <w:pStyle w:val="BodyText"/>
       </w:pPr>
       <w:r>
-        <w:t xml:space="preserve">The article contributes to international Chinese language education by extending localisation from content adaptation to delivery-context fit. Emergency remote teaching is the empirical context. A questionnaire (N = 38; February 2022) is reported as exploratory. In this sample, 11 of 14 students who said the home affected study</w:t>
-      </w:r>
-      <w:r>
-        <w:t xml:space="preserve"> </w:t>
-      </w:r>
-      <w:r>
-        <w:t xml:space="preserve">“</w:t>
-      </w:r>
-      <w:r>
-        <w:t xml:space="preserve">very much</w:t>
-      </w:r>
-      <w:r>
-        <w:t xml:space="preserve">”</w:t>
-      </w:r>
-      <w:r>
-        <w:t xml:space="preserve"> </w:t>
-      </w:r>
-      <w:r>
-        <w:t xml:space="preserve">also reported very high stress (against 3 of 24 others), internet speed tracked learning appraisal, and campus applications such as QQ and Chaoxing were often marked unusable. The paper is not a textbook-adaptation study and not a general theory of digital inequality.</w:t>
+        <w:t xml:space="preserve">The article is an exploratory questionnaire study (N = 38; February 2022). It proposes a bounded ICLE concept, localisation of delivery (institutional adaptation of time, platform, task, participation mode, and assessment). The sample is mainly Pakistani by nationality; it is not a sample exclusively located in Pakistan. Emergency remote teaching is the historical setting. The paper does not claim evidence about current hybrid practice.</w:t>
       </w:r>
     </w:p>
     <w:p>

--- a/papers/q1-masters-covid/word/Rathore-cover-letter-LCC.docx
+++ b/papers/q1-masters-covid/word/Rathore-cover-letter-LCC.docx
@@ -48,7 +48,7 @@
         <w:t xml:space="preserve">“</w:t>
       </w:r>
       <w:r>
-        <w:t xml:space="preserve">Pakistani Chinese-university students studying remotely: household infrastructure and platform access during emergency remote teaching</w:t>
+        <w:t xml:space="preserve">Mainly Pakistani respondents reporting online Chinese coursework: household infrastructure and platform access during emergency remote teaching</w:t>
       </w:r>
       <w:r>
         <w:t xml:space="preserve">”</w:t>
@@ -78,7 +78,15 @@
         <w:pStyle w:val="BodyText"/>
       </w:pPr>
       <w:r>
-        <w:t xml:space="preserve">The article is an exploratory questionnaire study (N = 38; February 2022). It proposes a bounded ICLE concept, localisation of delivery (institutional adaptation of time, platform, task, participation mode, and assessment). The sample is mainly Pakistani by nationality; it is not a sample exclusively located in Pakistan. Emergency remote teaching is the historical setting. The paper does not claim evidence about current hybrid practice.</w:t>
+        <w:t xml:space="preserve">The paper is an exploratory questionnaire study (N = 38; February 2022). It proposes a bounded ICLE concept, localisation of delivery (institutional adaptation of time, platform, task, participation mode, and assessment). Respondents completed a Chinese-medium form about online Chinese learning; most reported required and/or elective courses online. Chinese-university enrolment was not independently verified. Emergency remote teaching is the historical setting. The paper does not claim evidence about current hybrid practice.</w:t>
+      </w:r>
+    </w:p>
+    <w:p>
+      <w:pPr>
+        <w:pStyle w:val="BodyText"/>
+      </w:pPr>
+      <w:r>
+        <w:t xml:space="preserve">No institutional ethics approval number is available for the original 2022 data collection. Institutional guidance on retrospective review or exemption is being sought before upload if the journal requires a protocol number.</w:t>
       </w:r>
     </w:p>
     <w:p>

--- a/papers/q1-masters-covid/word/Rathore-cover-letter-LCC.docx
+++ b/papers/q1-masters-covid/word/Rathore-cover-letter-LCC.docx
@@ -78,7 +78,7 @@
         <w:pStyle w:val="BodyText"/>
       </w:pPr>
       <w:r>
-        <w:t xml:space="preserve">The paper is an exploratory questionnaire study (N = 38; February 2022). It proposes a bounded ICLE concept, localisation of delivery (institutional adaptation of time, platform, task, participation mode, and assessment). Respondents completed a Chinese-medium form about online Chinese learning; most reported required and/or elective courses online. Chinese-university enrolment was not independently verified. Emergency remote teaching is the historical setting. The paper does not claim evidence about current hybrid practice.</w:t>
+        <w:t xml:space="preserve">The paper is an exploratory questionnaire study (N = 38; February 2022). It proposes a bounded ICLE concept, localisation of delivery (institutional adaptation of time, platform, task, participation mode, and assessment). Respondents completed a Chinese-language questionnaire about online Chinese learning; 37 selected Pakistani nationality. Chinese-university enrolment and physical location were not independently verified. Emergency remote teaching is the historical setting. The paper does not claim evidence about current hybrid practice.</w:t>
       </w:r>
     </w:p>
     <w:p>

--- a/papers/q1-masters-covid/word/Rathore-cover-letter-LCC.docx
+++ b/papers/q1-masters-covid/word/Rathore-cover-letter-LCC.docx
@@ -78,7 +78,23 @@
         <w:pStyle w:val="BodyText"/>
       </w:pPr>
       <w:r>
-        <w:t xml:space="preserve">The paper is an exploratory questionnaire study (N = 38; February 2022). It proposes a bounded ICLE concept, localisation of delivery (institutional adaptation of time, platform, task, participation mode, and assessment). Respondents completed a Chinese-language questionnaire about online Chinese learning; 37 selected Pakistani nationality. Chinese-university enrolment and physical location were not independently verified. Emergency remote teaching is the historical setting. The paper does not claim evidence about current hybrid practice.</w:t>
+        <w:t xml:space="preserve">Please consider this exploratory questionnaire study (N = 38; February 2022) for the journal’s interest in curriculum implementation and in language learning inside and outside the classroom. The article proposes a bounded concept,</w:t>
+      </w:r>
+      <w:r>
+        <w:t xml:space="preserve"> </w:t>
+      </w:r>
+      <w:r>
+        <w:rPr>
+          <w:iCs/>
+          <w:i/>
+        </w:rPr>
+        <w:t xml:space="preserve">localisation of delivery</w:t>
+      </w:r>
+      <w:r>
+        <w:t xml:space="preserve"> </w:t>
+      </w:r>
+      <w:r>
+        <w:t xml:space="preserve">(institutional adaptation of time, platform, task, participation mode, and assessment). Respondents completed a Chinese-language questionnaire about online Chinese learning; 37 selected Pakistani nationality. Chinese-university enrolment and physical location were not independently verified. Emergency remote teaching is the historical setting, not the theoretical centre. The article does not claim evidence about current hybrid practice.</w:t>
       </w:r>
     </w:p>
     <w:p>

--- a/papers/q1-masters-covid/word/Rathore-cover-letter-LCC.docx
+++ b/papers/q1-masters-covid/word/Rathore-cover-letter-LCC.docx
@@ -78,7 +78,7 @@
         <w:pStyle w:val="BodyText"/>
       </w:pPr>
       <w:r>
-        <w:t xml:space="preserve">Please consider this exploratory questionnaire study (N = 38; February 2022) for the journal’s interest in curriculum implementation and in language learning inside and outside the classroom. The article proposes a bounded concept,</w:t>
+        <w:t xml:space="preserve">The article investigates a curriculum-implementation problem: a Chinese-language course may be localised in content and still be difficult to take if its timetable, platforms, tasks, and assessment travel unchanged. It reports an exploratory questionnaire study (N = 38; February 2022) and proposes</w:t>
       </w:r>
       <w:r>
         <w:t xml:space="preserve"> </w:t>

--- a/papers/q1-masters-covid/word/Rathore-cover-letter-LCC.docx
+++ b/papers/q1-masters-covid/word/Rathore-cover-letter-LCC.docx
@@ -48,7 +48,7 @@
         <w:t xml:space="preserve">“</w:t>
       </w:r>
       <w:r>
-        <w:t xml:space="preserve">Mainly Pakistani respondents reporting online Chinese coursework: household infrastructure and platform access during emergency remote teaching</w:t>
+        <w:t xml:space="preserve">The problem of online Chinese teaching: household infrastructure and platform access among mainly Pakistani respondents during emergency remote teaching</w:t>
       </w:r>
       <w:r>
         <w:t xml:space="preserve">”</w:t>
@@ -78,7 +78,7 @@
         <w:pStyle w:val="BodyText"/>
       </w:pPr>
       <w:r>
-        <w:t xml:space="preserve">The article investigates a curriculum-implementation problem: a Chinese-language course may be localised in content and still be difficult to take if its timetable, platforms, tasks, and assessment travel unchanged. It reports an exploratory questionnaire study (N = 38; February 2022) and proposes</w:t>
+        <w:t xml:space="preserve">The article investigates a problem in online Chinese teaching: when a Chinese-language course moves online, learners may not be able to take the class if the timetable, platforms, tasks, and assessment do not fit the conditions in which they participate. It reads an exploratory questionnaire (N = 38) through later work on technological normalisation, online ICLE, and designed online Chinese teaching, and proposes</w:t>
       </w:r>
       <w:r>
         <w:t xml:space="preserve"> </w:t>
@@ -91,10 +91,7 @@
         <w:t xml:space="preserve">localisation of delivery</w:t>
       </w:r>
       <w:r>
-        <w:t xml:space="preserve"> </w:t>
-      </w:r>
-      <w:r>
-        <w:t xml:space="preserve">(institutional adaptation of time, platform, task, participation mode, and assessment). Respondents completed a Chinese-language questionnaire about online Chinese learning; 37 selected Pakistani nationality. Chinese-university enrolment and physical location were not independently verified. Emergency remote teaching is the historical setting, not the theoretical centre. The article does not claim evidence about current hybrid practice.</w:t>
+        <w:t xml:space="preserve">. Respondents completed a Chinese-language questionnaire about online Chinese learning; 37 selected Pakistani nationality. Chinese-university enrolment and physical location were not independently verified. Data were collected during emergency remote teaching (February 2022); that date is reported in the methods. The article does not claim evidence about current hybrid practice.</w:t>
       </w:r>
     </w:p>
     <w:p>

--- a/papers/q1-masters-covid/word/Rathore-cover-letter-LCC.docx
+++ b/papers/q1-masters-covid/word/Rathore-cover-letter-LCC.docx
@@ -48,7 +48,7 @@
         <w:t xml:space="preserve">“</w:t>
       </w:r>
       <w:r>
-        <w:t xml:space="preserve">The problem of online Chinese teaching: household infrastructure and platform access among mainly Pakistani respondents during emergency remote teaching</w:t>
+        <w:t xml:space="preserve">Localisation of delivery in online Chinese teaching: household infrastructure and platform access</w:t>
       </w:r>
       <w:r>
         <w:t xml:space="preserve">”</w:t>
@@ -78,7 +78,7 @@
         <w:pStyle w:val="BodyText"/>
       </w:pPr>
       <w:r>
-        <w:t xml:space="preserve">The article investigates a problem in online Chinese teaching: when a Chinese-language course moves online, learners may not be able to take the class if the timetable, platforms, tasks, and assessment do not fit the conditions in which they participate. It reads an exploratory questionnaire (N = 38) through later work on technological normalisation, online ICLE, and designed online Chinese teaching, and proposes</w:t>
+        <w:t xml:space="preserve">The article examines a delivery problem in online Chinese teaching: a course may remain appropriate in content and still be difficult to take if its timetable, platforms, tasks, and assessment do not fit the conditions in which learners participate. It reads an exploratory questionnaire (N = 38) through later work on technological normalisation, online ICLE, and designed online Chinese teaching, and proposes</w:t>
       </w:r>
       <w:r>
         <w:t xml:space="preserve"> </w:t>

--- a/papers/q1-masters-covid/word/Rathore-cover-letter-LCC.docx
+++ b/papers/q1-masters-covid/word/Rathore-cover-letter-LCC.docx
@@ -48,7 +48,7 @@
         <w:t xml:space="preserve">“</w:t>
       </w:r>
       <w:r>
-        <w:t xml:space="preserve">Localisation of delivery in online Chinese teaching: household infrastructure and platform access</w:t>
+        <w:t xml:space="preserve">Household infrastructure and platform access in online Chinese teaching</w:t>
       </w:r>
       <w:r>
         <w:t xml:space="preserve">”</w:t>
@@ -78,20 +78,7 @@
         <w:pStyle w:val="BodyText"/>
       </w:pPr>
       <w:r>
-        <w:t xml:space="preserve">The article examines a delivery problem in online Chinese teaching: a course may remain appropriate in content and still be difficult to take if its timetable, platforms, tasks, and assessment do not fit the conditions in which learners participate. It reads an exploratory questionnaire (N = 38) through later work on technological normalisation, online ICLE, and designed online Chinese teaching, and proposes</w:t>
-      </w:r>
-      <w:r>
-        <w:t xml:space="preserve"> </w:t>
-      </w:r>
-      <w:r>
-        <w:rPr>
-          <w:iCs/>
-          <w:i/>
-        </w:rPr>
-        <w:t xml:space="preserve">localisation of delivery</w:t>
-      </w:r>
-      <w:r>
-        <w:t xml:space="preserve">. Respondents completed a Chinese-language questionnaire about online Chinese learning; 37 selected Pakistani nationality. Chinese-university enrolment and physical location were not independently verified. Data were collected during emergency remote teaching (February 2022); that date is reported in the methods. The article does not claim evidence about current hybrid practice.</w:t>
+        <w:t xml:space="preserve">The article examines a delivery problem in online Chinese teaching: a course may remain appropriate in content and still be difficult to take if its timetable, platforms, tasks, and assessment do not fit the conditions in which learners participate. It reads an exploratory questionnaire (N = 38) through later work on technological normalisation, online ICLE, and designed online Chinese teaching. Respondents completed a Chinese-language questionnaire about online Chinese learning; 37 selected Pakistani nationality. Chinese-university enrolment and physical location were not independently verified. Data were collected during emergency remote teaching (February 2022); that date is reported in the methods. The article does not claim evidence about current hybrid practice.</w:t>
       </w:r>
     </w:p>
     <w:p>

--- a/papers/q1-masters-covid/word/Rathore-cover-letter-LCC.docx
+++ b/papers/q1-masters-covid/word/Rathore-cover-letter-LCC.docx
@@ -78,7 +78,7 @@
         <w:pStyle w:val="BodyText"/>
       </w:pPr>
       <w:r>
-        <w:t xml:space="preserve">The article examines a delivery problem in online Chinese teaching: a course may remain appropriate in content and still be difficult to take if its timetable, platforms, tasks, and assessment do not fit the conditions in which learners participate. It reads an exploratory questionnaire (N = 38) through later work on technological normalisation, online ICLE, and designed online Chinese teaching. Respondents completed a Chinese-language questionnaire about online Chinese learning; 37 selected Pakistani nationality. Chinese-university enrolment and physical location were not independently verified. Data were collected during emergency remote teaching (February 2022); that date is reported in the methods. The article does not claim evidence about current hybrid practice.</w:t>
+        <w:t xml:space="preserve">The article examines a delivery problem in online Chinese teaching: a course may remain appropriate in content and still be a course learners cannot take if its timetable, platforms, tasks, and assessment do not fit the conditions in which they participate. To treat that problem as a research question, it reports an exploratory questionnaire (N = 38), read through later work on technological normalisation, online ICLE, and designed online Chinese teaching. Respondents completed a Chinese-language questionnaire about online Chinese learning; 37 selected Pakistani nationality. Chinese-university enrolment and physical location were not independently verified. Data were collected during emergency remote teaching (February 2022); that date is reported in the methods. The article does not claim evidence about current hybrid practice.</w:t>
       </w:r>
     </w:p>
     <w:p>
